--- a/lab3/отчет_3_лабы.docx
+++ b/lab3/отчет_3_лабы.docx
@@ -184,11 +184,9 @@
       <w:pPr>
         <w:ind w:firstLine="5670"/>
       </w:pPr>
-      <w:proofErr w:type="spellStart"/>
       <w:r>
         <w:t>Вахтанговича</w:t>
       </w:r>
-      <w:proofErr w:type="spellEnd"/>
     </w:p>
     <w:p>
       <w:pPr>
@@ -306,20 +304,13 @@
           <w:szCs w:val="48"/>
         </w:rPr>
         <w:lastRenderedPageBreak/>
-        <w:t>Отчёт по практическому заданию №</w:t>
+        <w:t>Отчёт по практическому заданию №3</w:t>
       </w:r>
       <w:r>
         <w:rPr>
           <w:sz w:val="48"/>
           <w:szCs w:val="48"/>
         </w:rPr>
-        <w:t>3</w:t>
-      </w:r>
-      <w:r>
-        <w:rPr>
-          <w:sz w:val="48"/>
-          <w:szCs w:val="48"/>
-        </w:rPr>
         <w:t>. Разработка приложения для работы с текстовыми и числовыми данными</w:t>
       </w:r>
     </w:p>
@@ -338,92 +329,13 @@
         <w:jc w:val="left"/>
       </w:pPr>
       <w:r>
-        <w:t>Приложение построено по схеме SDI (</w:t>
-      </w:r>
-      <w:proofErr w:type="spellStart"/>
-      <w:r>
-        <w:t>Single</w:t>
-      </w:r>
-      <w:proofErr w:type="spellEnd"/>
-      <w:r>
-        <w:t xml:space="preserve"> </w:t>
-      </w:r>
-      <w:proofErr w:type="spellStart"/>
-      <w:r>
-        <w:t>Document</w:t>
-      </w:r>
-      <w:proofErr w:type="spellEnd"/>
-      <w:r>
-        <w:t xml:space="preserve"> </w:t>
-      </w:r>
-      <w:proofErr w:type="spellStart"/>
-      <w:r>
-        <w:t>Interface</w:t>
-      </w:r>
-      <w:proofErr w:type="spellEnd"/>
-      <w:r>
-        <w:t xml:space="preserve">) — одно главное окно </w:t>
-      </w:r>
-      <w:proofErr w:type="spellStart"/>
-      <w:proofErr w:type="gramStart"/>
-      <w:r>
-        <w:t>MainWindow</w:t>
-      </w:r>
-      <w:proofErr w:type="spellEnd"/>
-      <w:r>
-        <w:t xml:space="preserve"> :</w:t>
-      </w:r>
-      <w:proofErr w:type="gramEnd"/>
-      <w:r>
-        <w:t xml:space="preserve"> </w:t>
-      </w:r>
-      <w:proofErr w:type="spellStart"/>
-      <w:r>
-        <w:t>public</w:t>
-      </w:r>
-      <w:proofErr w:type="spellEnd"/>
-      <w:r>
-        <w:t xml:space="preserve"> </w:t>
-      </w:r>
-      <w:proofErr w:type="spellStart"/>
-      <w:r>
-        <w:t>QMainWindow</w:t>
-      </w:r>
-      <w:proofErr w:type="spellEnd"/>
-      <w:r>
-        <w:t xml:space="preserve">. Бизнес-логика полностью отделена от графического интерфейса и вынесена в отдельный класс </w:t>
-      </w:r>
-      <w:proofErr w:type="spellStart"/>
-      <w:r>
-        <w:t>ProductCardStore</w:t>
-      </w:r>
-      <w:proofErr w:type="spellEnd"/>
-      <w:r>
-        <w:t xml:space="preserve">, что позволяет тестировать её модульными тестами без создания </w:t>
-      </w:r>
-      <w:proofErr w:type="spellStart"/>
-      <w:r>
-        <w:t>QApplication</w:t>
-      </w:r>
-      <w:proofErr w:type="spellEnd"/>
-      <w:r>
-        <w:t xml:space="preserve">. Каждая запись представлена структурой </w:t>
-      </w:r>
-      <w:proofErr w:type="spellStart"/>
-      <w:r>
-        <w:t>ProductCard</w:t>
-      </w:r>
-      <w:proofErr w:type="spellEnd"/>
-      <w:r>
-        <w:t xml:space="preserve"> с двумя текстовыми полями (наименование, категория), двумя числовыми (количество, цена) и одним дополнительным полем — дата поступления (</w:t>
-      </w:r>
-      <w:proofErr w:type="spellStart"/>
-      <w:r>
-        <w:t>QDate</w:t>
-      </w:r>
-      <w:proofErr w:type="spellEnd"/>
-      <w:r>
-        <w:t>).</w:t>
+        <w:t xml:space="preserve">Приложение построено по схеме SDI (Single Document Interface) — одно главное окно MainWindow : public QMainWindow. </w:t>
+      </w:r>
+      <w:r>
+        <w:t>Л</w:t>
+      </w:r>
+      <w:r>
+        <w:t>огика полностью отделена от графического интерфейса и вынесена в отдельный класс ProductCardStore, что позволяет тестировать её модульными тестами без создания QApplication. Каждая запись представлена структурой ProductCard с двумя текстовыми полями (наименование, категория), двумя числовыми (количество, цена) и одним дополнительным полем — дата поступления (QDate).</w:t>
       </w:r>
     </w:p>
     <w:p>
@@ -452,19 +364,8 @@
           <w:szCs w:val="18"/>
           <w:lang w:val="en-US"/>
         </w:rPr>
-        <w:t xml:space="preserve">struct </w:t>
-      </w:r>
-      <w:proofErr w:type="spellStart"/>
-      <w:r>
-        <w:rPr>
-          <w:rFonts w:ascii="Consolas" w:eastAsia="Consolas" w:hAnsi="Consolas" w:cs="Consolas"/>
-          <w:sz w:val="18"/>
-          <w:szCs w:val="18"/>
-          <w:lang w:val="en-US"/>
-        </w:rPr>
-        <w:t>ProductCard</w:t>
-      </w:r>
-      <w:proofErr w:type="spellEnd"/>
+        <w:t>struct ProductCard</w:t>
+      </w:r>
       <w:r>
         <w:rPr>
           <w:rFonts w:ascii="Consolas" w:eastAsia="Consolas" w:hAnsi="Consolas" w:cs="Consolas"/>
@@ -493,57 +394,17 @@
           <w:lang w:val="en-US"/>
         </w:rPr>
         <w:br/>
-        <w:t xml:space="preserve">    </w:t>
-      </w:r>
-      <w:proofErr w:type="spellStart"/>
-      <w:r>
-        <w:rPr>
-          <w:rFonts w:ascii="Consolas" w:eastAsia="Consolas" w:hAnsi="Consolas" w:cs="Consolas"/>
-          <w:sz w:val="18"/>
-          <w:szCs w:val="18"/>
-          <w:lang w:val="en-US"/>
-        </w:rPr>
-        <w:t>QString</w:t>
-      </w:r>
-      <w:proofErr w:type="spellEnd"/>
-      <w:r>
-        <w:rPr>
-          <w:rFonts w:ascii="Consolas" w:eastAsia="Consolas" w:hAnsi="Consolas" w:cs="Consolas"/>
-          <w:sz w:val="18"/>
-          <w:szCs w:val="18"/>
-          <w:lang w:val="en-US"/>
-        </w:rPr>
-        <w:t xml:space="preserve"> name;</w:t>
-      </w:r>
-      <w:r>
-        <w:rPr>
-          <w:rFonts w:ascii="Consolas" w:eastAsia="Consolas" w:hAnsi="Consolas" w:cs="Consolas"/>
-          <w:sz w:val="18"/>
-          <w:szCs w:val="18"/>
-          <w:lang w:val="en-US"/>
-        </w:rPr>
-        <w:br/>
-        <w:t xml:space="preserve">    </w:t>
-      </w:r>
-      <w:proofErr w:type="spellStart"/>
-      <w:r>
-        <w:rPr>
-          <w:rFonts w:ascii="Consolas" w:eastAsia="Consolas" w:hAnsi="Consolas" w:cs="Consolas"/>
-          <w:sz w:val="18"/>
-          <w:szCs w:val="18"/>
-          <w:lang w:val="en-US"/>
-        </w:rPr>
-        <w:t>QString</w:t>
-      </w:r>
-      <w:proofErr w:type="spellEnd"/>
-      <w:r>
-        <w:rPr>
-          <w:rFonts w:ascii="Consolas" w:eastAsia="Consolas" w:hAnsi="Consolas" w:cs="Consolas"/>
-          <w:sz w:val="18"/>
-          <w:szCs w:val="18"/>
-          <w:lang w:val="en-US"/>
-        </w:rPr>
-        <w:t xml:space="preserve"> category;</w:t>
+        <w:t xml:space="preserve">    QString name;</w:t>
+      </w:r>
+      <w:r>
+        <w:rPr>
+          <w:rFonts w:ascii="Consolas" w:eastAsia="Consolas" w:hAnsi="Consolas" w:cs="Consolas"/>
+          <w:sz w:val="18"/>
+          <w:szCs w:val="18"/>
+          <w:lang w:val="en-US"/>
+        </w:rPr>
+        <w:br/>
+        <w:t xml:space="preserve">    QString category;</w:t>
       </w:r>
       <w:r>
         <w:rPr>
@@ -573,89 +434,7 @@
           <w:lang w:val="en-US"/>
         </w:rPr>
         <w:br/>
-        <w:t xml:space="preserve">    </w:t>
-      </w:r>
-      <w:proofErr w:type="spellStart"/>
-      <w:r>
-        <w:rPr>
-          <w:rFonts w:ascii="Consolas" w:eastAsia="Consolas" w:hAnsi="Consolas" w:cs="Consolas"/>
-          <w:sz w:val="18"/>
-          <w:szCs w:val="18"/>
-          <w:lang w:val="en-US"/>
-        </w:rPr>
-        <w:t>QDate</w:t>
-      </w:r>
-      <w:proofErr w:type="spellEnd"/>
-      <w:r>
-        <w:rPr>
-          <w:rFonts w:ascii="Consolas" w:eastAsia="Consolas" w:hAnsi="Consolas" w:cs="Consolas"/>
-          <w:sz w:val="18"/>
-          <w:szCs w:val="18"/>
-          <w:lang w:val="en-US"/>
-        </w:rPr>
-        <w:t xml:space="preserve"> </w:t>
-      </w:r>
-      <w:proofErr w:type="spellStart"/>
-      <w:r>
-        <w:rPr>
-          <w:rFonts w:ascii="Consolas" w:eastAsia="Consolas" w:hAnsi="Consolas" w:cs="Consolas"/>
-          <w:sz w:val="18"/>
-          <w:szCs w:val="18"/>
-          <w:lang w:val="en-US"/>
-        </w:rPr>
-        <w:t>receivedDate</w:t>
-      </w:r>
-      <w:proofErr w:type="spellEnd"/>
-      <w:r>
-        <w:rPr>
-          <w:rFonts w:ascii="Consolas" w:eastAsia="Consolas" w:hAnsi="Consolas" w:cs="Consolas"/>
-          <w:sz w:val="18"/>
-          <w:szCs w:val="18"/>
-          <w:lang w:val="en-US"/>
-        </w:rPr>
-        <w:t xml:space="preserve"> = </w:t>
-      </w:r>
-      <w:proofErr w:type="spellStart"/>
-      <w:proofErr w:type="gramStart"/>
-      <w:r>
-        <w:rPr>
-          <w:rFonts w:ascii="Consolas" w:eastAsia="Consolas" w:hAnsi="Consolas" w:cs="Consolas"/>
-          <w:sz w:val="18"/>
-          <w:szCs w:val="18"/>
-          <w:lang w:val="en-US"/>
-        </w:rPr>
-        <w:t>QDate</w:t>
-      </w:r>
-      <w:proofErr w:type="spellEnd"/>
-      <w:r>
-        <w:rPr>
-          <w:rFonts w:ascii="Consolas" w:eastAsia="Consolas" w:hAnsi="Consolas" w:cs="Consolas"/>
-          <w:sz w:val="18"/>
-          <w:szCs w:val="18"/>
-          <w:lang w:val="en-US"/>
-        </w:rPr>
-        <w:t>::</w:t>
-      </w:r>
-      <w:proofErr w:type="spellStart"/>
-      <w:proofErr w:type="gramEnd"/>
-      <w:r>
-        <w:rPr>
-          <w:rFonts w:ascii="Consolas" w:eastAsia="Consolas" w:hAnsi="Consolas" w:cs="Consolas"/>
-          <w:sz w:val="18"/>
-          <w:szCs w:val="18"/>
-          <w:lang w:val="en-US"/>
-        </w:rPr>
-        <w:t>currentDate</w:t>
-      </w:r>
-      <w:proofErr w:type="spellEnd"/>
-      <w:r>
-        <w:rPr>
-          <w:rFonts w:ascii="Consolas" w:eastAsia="Consolas" w:hAnsi="Consolas" w:cs="Consolas"/>
-          <w:sz w:val="18"/>
-          <w:szCs w:val="18"/>
-          <w:lang w:val="en-US"/>
-        </w:rPr>
-        <w:t>();</w:t>
+        <w:t xml:space="preserve">    QDate receivedDate = QDate::currentDate();</w:t>
       </w:r>
       <w:r>
         <w:rPr>
@@ -693,41 +472,7 @@
         <w:jc w:val="left"/>
       </w:pPr>
       <w:r>
-        <w:t xml:space="preserve">Класс </w:t>
-      </w:r>
-      <w:proofErr w:type="spellStart"/>
-      <w:r>
-        <w:t>ProductCardStore</w:t>
-      </w:r>
-      <w:proofErr w:type="spellEnd"/>
-      <w:r>
-        <w:t xml:space="preserve"> хранит вектор записей </w:t>
-      </w:r>
-      <w:proofErr w:type="spellStart"/>
-      <w:proofErr w:type="gramStart"/>
-      <w:r>
-        <w:t>QVector</w:t>
-      </w:r>
-      <w:proofErr w:type="spellEnd"/>
-      <w:r>
-        <w:t>&lt;</w:t>
-      </w:r>
-      <w:proofErr w:type="spellStart"/>
-      <w:proofErr w:type="gramEnd"/>
-      <w:r>
-        <w:t>ProductCard</w:t>
-      </w:r>
-      <w:proofErr w:type="spellEnd"/>
-      <w:r>
-        <w:t xml:space="preserve">&gt; и предоставляет операции добавления, обновления и удаления, испускающие сигнал </w:t>
-      </w:r>
-      <w:proofErr w:type="spellStart"/>
-      <w:r>
-        <w:t>recordsChanged</w:t>
-      </w:r>
-      <w:proofErr w:type="spellEnd"/>
-      <w:r>
-        <w:t>() для обновления интерфейса:</w:t>
+        <w:t>Класс ProductCardStore хранит вектор записей QVector&lt;ProductCard&gt; и предоставляет операции добавления, обновления и удаления, испускающие сигнал recordsChanged() для обновления интерфейса:</w:t>
       </w:r>
     </w:p>
     <w:p>
@@ -753,69 +498,7 @@
           <w:szCs w:val="18"/>
           <w:lang w:val="en-US"/>
         </w:rPr>
-        <w:t xml:space="preserve">int </w:t>
-      </w:r>
-      <w:proofErr w:type="spellStart"/>
-      <w:proofErr w:type="gramStart"/>
-      <w:r>
-        <w:rPr>
-          <w:rFonts w:ascii="Consolas" w:eastAsia="Consolas" w:hAnsi="Consolas" w:cs="Consolas"/>
-          <w:sz w:val="18"/>
-          <w:szCs w:val="18"/>
-          <w:lang w:val="en-US"/>
-        </w:rPr>
-        <w:t>ProductCardStore</w:t>
-      </w:r>
-      <w:proofErr w:type="spellEnd"/>
-      <w:r>
-        <w:rPr>
-          <w:rFonts w:ascii="Consolas" w:eastAsia="Consolas" w:hAnsi="Consolas" w:cs="Consolas"/>
-          <w:sz w:val="18"/>
-          <w:szCs w:val="18"/>
-          <w:lang w:val="en-US"/>
-        </w:rPr>
-        <w:t>::</w:t>
-      </w:r>
-      <w:proofErr w:type="spellStart"/>
-      <w:proofErr w:type="gramEnd"/>
-      <w:r>
-        <w:rPr>
-          <w:rFonts w:ascii="Consolas" w:eastAsia="Consolas" w:hAnsi="Consolas" w:cs="Consolas"/>
-          <w:sz w:val="18"/>
-          <w:szCs w:val="18"/>
-          <w:lang w:val="en-US"/>
-        </w:rPr>
-        <w:t>addRecord</w:t>
-      </w:r>
-      <w:proofErr w:type="spellEnd"/>
-      <w:r>
-        <w:rPr>
-          <w:rFonts w:ascii="Consolas" w:eastAsia="Consolas" w:hAnsi="Consolas" w:cs="Consolas"/>
-          <w:sz w:val="18"/>
-          <w:szCs w:val="18"/>
-          <w:lang w:val="en-US"/>
-        </w:rPr>
-        <w:t xml:space="preserve">(const </w:t>
-      </w:r>
-      <w:proofErr w:type="spellStart"/>
-      <w:r>
-        <w:rPr>
-          <w:rFonts w:ascii="Consolas" w:eastAsia="Consolas" w:hAnsi="Consolas" w:cs="Consolas"/>
-          <w:sz w:val="18"/>
-          <w:szCs w:val="18"/>
-          <w:lang w:val="en-US"/>
-        </w:rPr>
-        <w:t>ProductCard</w:t>
-      </w:r>
-      <w:proofErr w:type="spellEnd"/>
-      <w:r>
-        <w:rPr>
-          <w:rFonts w:ascii="Consolas" w:eastAsia="Consolas" w:hAnsi="Consolas" w:cs="Consolas"/>
-          <w:sz w:val="18"/>
-          <w:szCs w:val="18"/>
-          <w:lang w:val="en-US"/>
-        </w:rPr>
-        <w:t xml:space="preserve"> &amp;card)</w:t>
+        <w:t>int ProductCardStore::addRecord(const ProductCard &amp;card)</w:t>
       </w:r>
       <w:r>
         <w:rPr>
@@ -835,87 +518,27 @@
           <w:lang w:val="en-US"/>
         </w:rPr>
         <w:br/>
-        <w:t xml:space="preserve">    </w:t>
-      </w:r>
-      <w:proofErr w:type="spellStart"/>
-      <w:r>
-        <w:rPr>
-          <w:rFonts w:ascii="Consolas" w:eastAsia="Consolas" w:hAnsi="Consolas" w:cs="Consolas"/>
-          <w:sz w:val="18"/>
-          <w:szCs w:val="18"/>
-          <w:lang w:val="en-US"/>
-        </w:rPr>
-        <w:t>m_cards.append</w:t>
-      </w:r>
-      <w:proofErr w:type="spellEnd"/>
-      <w:r>
-        <w:rPr>
-          <w:rFonts w:ascii="Consolas" w:eastAsia="Consolas" w:hAnsi="Consolas" w:cs="Consolas"/>
-          <w:sz w:val="18"/>
-          <w:szCs w:val="18"/>
-          <w:lang w:val="en-US"/>
-        </w:rPr>
-        <w:t>(card);</w:t>
-      </w:r>
-      <w:r>
-        <w:rPr>
-          <w:rFonts w:ascii="Consolas" w:eastAsia="Consolas" w:hAnsi="Consolas" w:cs="Consolas"/>
-          <w:sz w:val="18"/>
-          <w:szCs w:val="18"/>
-          <w:lang w:val="en-US"/>
-        </w:rPr>
-        <w:br/>
-        <w:t xml:space="preserve">    emit </w:t>
-      </w:r>
-      <w:proofErr w:type="spellStart"/>
-      <w:r>
-        <w:rPr>
-          <w:rFonts w:ascii="Consolas" w:eastAsia="Consolas" w:hAnsi="Consolas" w:cs="Consolas"/>
-          <w:sz w:val="18"/>
-          <w:szCs w:val="18"/>
-          <w:lang w:val="en-US"/>
-        </w:rPr>
-        <w:t>recordsChanged</w:t>
-      </w:r>
-      <w:proofErr w:type="spellEnd"/>
-      <w:r>
-        <w:rPr>
-          <w:rFonts w:ascii="Consolas" w:eastAsia="Consolas" w:hAnsi="Consolas" w:cs="Consolas"/>
-          <w:sz w:val="18"/>
-          <w:szCs w:val="18"/>
-          <w:lang w:val="en-US"/>
-        </w:rPr>
-        <w:t>();</w:t>
-      </w:r>
-      <w:r>
-        <w:rPr>
-          <w:rFonts w:ascii="Consolas" w:eastAsia="Consolas" w:hAnsi="Consolas" w:cs="Consolas"/>
-          <w:sz w:val="18"/>
-          <w:szCs w:val="18"/>
-          <w:lang w:val="en-US"/>
-        </w:rPr>
-        <w:br/>
-        <w:t xml:space="preserve">    return </w:t>
-      </w:r>
-      <w:proofErr w:type="spellStart"/>
-      <w:r>
-        <w:rPr>
-          <w:rFonts w:ascii="Consolas" w:eastAsia="Consolas" w:hAnsi="Consolas" w:cs="Consolas"/>
-          <w:sz w:val="18"/>
-          <w:szCs w:val="18"/>
-          <w:lang w:val="en-US"/>
-        </w:rPr>
-        <w:t>m_cards.size</w:t>
-      </w:r>
-      <w:proofErr w:type="spellEnd"/>
-      <w:r>
-        <w:rPr>
-          <w:rFonts w:ascii="Consolas" w:eastAsia="Consolas" w:hAnsi="Consolas" w:cs="Consolas"/>
-          <w:sz w:val="18"/>
-          <w:szCs w:val="18"/>
-          <w:lang w:val="en-US"/>
-        </w:rPr>
-        <w:t>() - 1;</w:t>
+        <w:t xml:space="preserve">    m_cards.append(card);</w:t>
+      </w:r>
+      <w:r>
+        <w:rPr>
+          <w:rFonts w:ascii="Consolas" w:eastAsia="Consolas" w:hAnsi="Consolas" w:cs="Consolas"/>
+          <w:sz w:val="18"/>
+          <w:szCs w:val="18"/>
+          <w:lang w:val="en-US"/>
+        </w:rPr>
+        <w:br/>
+        <w:t xml:space="preserve">    emit recordsChanged();</w:t>
+      </w:r>
+      <w:r>
+        <w:rPr>
+          <w:rFonts w:ascii="Consolas" w:eastAsia="Consolas" w:hAnsi="Consolas" w:cs="Consolas"/>
+          <w:sz w:val="18"/>
+          <w:szCs w:val="18"/>
+          <w:lang w:val="en-US"/>
+        </w:rPr>
+        <w:br/>
+        <w:t xml:space="preserve">    return m_cards.size() - 1;</w:t>
       </w:r>
       <w:r>
         <w:rPr>
@@ -943,39 +566,7 @@
         <w:jc w:val="left"/>
       </w:pPr>
       <w:r>
-        <w:t xml:space="preserve">Главное окно содержит три меню: «Файл» (Создать / Открыть текст / Открыть бинарный / Сохранить в обоих форматах / Выход), «Правка» (Добавить / Удалить / Найти) и «Справка» (О программе). Список записей отображается слева, справа расположена форма редактирования с полями ввода: </w:t>
-      </w:r>
-      <w:proofErr w:type="spellStart"/>
-      <w:r>
-        <w:t>QLineEdit</w:t>
-      </w:r>
-      <w:proofErr w:type="spellEnd"/>
-      <w:r>
-        <w:t xml:space="preserve"> — для наименования и категории, </w:t>
-      </w:r>
-      <w:proofErr w:type="spellStart"/>
-      <w:r>
-        <w:t>QSpinBox</w:t>
-      </w:r>
-      <w:proofErr w:type="spellEnd"/>
-      <w:r>
-        <w:t xml:space="preserve"> — для количества, </w:t>
-      </w:r>
-      <w:proofErr w:type="spellStart"/>
-      <w:r>
-        <w:t>QDoubleSpinBox</w:t>
-      </w:r>
-      <w:proofErr w:type="spellEnd"/>
-      <w:r>
-        <w:t xml:space="preserve"> — для цены и </w:t>
-      </w:r>
-      <w:proofErr w:type="spellStart"/>
-      <w:r>
-        <w:t>QDateEdit</w:t>
-      </w:r>
-      <w:proofErr w:type="spellEnd"/>
-      <w:r>
-        <w:t xml:space="preserve"> — для даты поступления. Кнопка «Применить изменения» вызывает валидацию и сохраняет правки в выбранную запись.</w:t>
+        <w:t>Главное окно содержит три меню: «Файл» (Создать / Открыть текст / Открыть бинарный / Сохранить в обоих форматах / Выход), «Правка» (Добавить / Удалить / Найти) и «Справка» (О программе). Список записей отображается слева, справа расположена форма редактирования с полями ввода: QLineEdit — для наименования и категории, QSpinBox — для количества, QDoubleSpinBox — для цены и QDateEdit — для даты поступления. Кнопка «Применить изменения» вызывает валидацию и сохраняет правки в выбранную запись.</w:t>
       </w:r>
     </w:p>
     <w:p>
@@ -994,25 +585,7 @@
         <w:jc w:val="left"/>
       </w:pPr>
       <w:r>
-        <w:t xml:space="preserve">Статический метод </w:t>
-      </w:r>
-      <w:proofErr w:type="spellStart"/>
-      <w:proofErr w:type="gramStart"/>
-      <w:r>
-        <w:t>ProductCardStore</w:t>
-      </w:r>
-      <w:proofErr w:type="spellEnd"/>
-      <w:r>
-        <w:t>::</w:t>
-      </w:r>
-      <w:proofErr w:type="spellStart"/>
-      <w:proofErr w:type="gramEnd"/>
-      <w:r>
-        <w:t>validate</w:t>
-      </w:r>
-      <w:proofErr w:type="spellEnd"/>
-      <w:r>
-        <w:t>() проверяет, что текстовые поля не пусты, количество и цена лежат в допустимом диапазоне, а дата корректна:</w:t>
+        <w:t>Статический метод ProductCardStore::validate() проверяет, что текстовые поля не пусты, количество и цена лежат в допустимом диапазоне, а дата корректна:</w:t>
       </w:r>
     </w:p>
     <w:p>
@@ -1028,149 +601,13 @@
         <w:ind w:firstLine="0"/>
         <w:jc w:val="left"/>
       </w:pPr>
-      <w:proofErr w:type="spellStart"/>
-      <w:r>
-        <w:rPr>
-          <w:rFonts w:ascii="Consolas" w:eastAsia="Consolas" w:hAnsi="Consolas" w:cs="Consolas"/>
-          <w:sz w:val="18"/>
-          <w:szCs w:val="18"/>
-        </w:rPr>
-        <w:t>bool</w:t>
-      </w:r>
-      <w:proofErr w:type="spellEnd"/>
-      <w:r>
-        <w:rPr>
-          <w:rFonts w:ascii="Consolas" w:eastAsia="Consolas" w:hAnsi="Consolas" w:cs="Consolas"/>
-          <w:sz w:val="18"/>
-          <w:szCs w:val="18"/>
-        </w:rPr>
-        <w:t xml:space="preserve"> </w:t>
-      </w:r>
-      <w:proofErr w:type="spellStart"/>
-      <w:r>
-        <w:rPr>
-          <w:rFonts w:ascii="Consolas" w:eastAsia="Consolas" w:hAnsi="Consolas" w:cs="Consolas"/>
-          <w:sz w:val="18"/>
-          <w:szCs w:val="18"/>
-        </w:rPr>
-        <w:t>ProductCardStore</w:t>
-      </w:r>
-      <w:proofErr w:type="spellEnd"/>
-      <w:r>
-        <w:rPr>
-          <w:rFonts w:ascii="Consolas" w:eastAsia="Consolas" w:hAnsi="Consolas" w:cs="Consolas"/>
-          <w:sz w:val="18"/>
-          <w:szCs w:val="18"/>
-        </w:rPr>
-        <w:t>::</w:t>
-      </w:r>
-      <w:proofErr w:type="spellStart"/>
-      <w:r>
-        <w:rPr>
-          <w:rFonts w:ascii="Consolas" w:eastAsia="Consolas" w:hAnsi="Consolas" w:cs="Consolas"/>
-          <w:sz w:val="18"/>
-          <w:szCs w:val="18"/>
-        </w:rPr>
-        <w:t>validate</w:t>
-      </w:r>
-      <w:proofErr w:type="spellEnd"/>
-      <w:r>
-        <w:rPr>
-          <w:rFonts w:ascii="Consolas" w:eastAsia="Consolas" w:hAnsi="Consolas" w:cs="Consolas"/>
-          <w:sz w:val="18"/>
-          <w:szCs w:val="18"/>
-        </w:rPr>
-        <w:t>(</w:t>
-      </w:r>
-      <w:proofErr w:type="spellStart"/>
-      <w:r>
-        <w:rPr>
-          <w:rFonts w:ascii="Consolas" w:eastAsia="Consolas" w:hAnsi="Consolas" w:cs="Consolas"/>
-          <w:sz w:val="18"/>
-          <w:szCs w:val="18"/>
-        </w:rPr>
-        <w:t>const</w:t>
-      </w:r>
-      <w:proofErr w:type="spellEnd"/>
-      <w:r>
-        <w:rPr>
-          <w:rFonts w:ascii="Consolas" w:eastAsia="Consolas" w:hAnsi="Consolas" w:cs="Consolas"/>
-          <w:sz w:val="18"/>
-          <w:szCs w:val="18"/>
-        </w:rPr>
-        <w:t xml:space="preserve"> </w:t>
-      </w:r>
-      <w:proofErr w:type="spellStart"/>
-      <w:r>
-        <w:rPr>
-          <w:rFonts w:ascii="Consolas" w:eastAsia="Consolas" w:hAnsi="Consolas" w:cs="Consolas"/>
-          <w:sz w:val="18"/>
-          <w:szCs w:val="18"/>
-        </w:rPr>
-        <w:t>ProductCard</w:t>
-      </w:r>
-      <w:proofErr w:type="spellEnd"/>
-      <w:r>
-        <w:rPr>
-          <w:rFonts w:ascii="Consolas" w:eastAsia="Consolas" w:hAnsi="Consolas" w:cs="Consolas"/>
-          <w:sz w:val="18"/>
-          <w:szCs w:val="18"/>
-        </w:rPr>
-        <w:t xml:space="preserve"> &amp;</w:t>
-      </w:r>
-      <w:proofErr w:type="spellStart"/>
-      <w:r>
-        <w:rPr>
-          <w:rFonts w:ascii="Consolas" w:eastAsia="Consolas" w:hAnsi="Consolas" w:cs="Consolas"/>
-          <w:sz w:val="18"/>
-          <w:szCs w:val="18"/>
-        </w:rPr>
-        <w:t>card</w:t>
-      </w:r>
-      <w:proofErr w:type="spellEnd"/>
-      <w:r>
-        <w:rPr>
-          <w:rFonts w:ascii="Consolas" w:eastAsia="Consolas" w:hAnsi="Consolas" w:cs="Consolas"/>
-          <w:sz w:val="18"/>
-          <w:szCs w:val="18"/>
-        </w:rPr>
-        <w:t xml:space="preserve">, </w:t>
-      </w:r>
-      <w:proofErr w:type="spellStart"/>
-      <w:r>
-        <w:rPr>
-          <w:rFonts w:ascii="Consolas" w:eastAsia="Consolas" w:hAnsi="Consolas" w:cs="Consolas"/>
-          <w:sz w:val="18"/>
-          <w:szCs w:val="18"/>
-        </w:rPr>
-        <w:t>QString</w:t>
-      </w:r>
-      <w:proofErr w:type="spellEnd"/>
-      <w:r>
-        <w:rPr>
-          <w:rFonts w:ascii="Consolas" w:eastAsia="Consolas" w:hAnsi="Consolas" w:cs="Consolas"/>
-          <w:sz w:val="18"/>
-          <w:szCs w:val="18"/>
-        </w:rPr>
-        <w:t xml:space="preserve"> *</w:t>
-      </w:r>
-      <w:proofErr w:type="spellStart"/>
-      <w:r>
-        <w:rPr>
-          <w:rFonts w:ascii="Consolas" w:eastAsia="Consolas" w:hAnsi="Consolas" w:cs="Consolas"/>
-          <w:sz w:val="18"/>
-          <w:szCs w:val="18"/>
-        </w:rPr>
-        <w:t>errorMessage</w:t>
-      </w:r>
-      <w:proofErr w:type="spellEnd"/>
-      <w:r>
-        <w:rPr>
-          <w:rFonts w:ascii="Consolas" w:eastAsia="Consolas" w:hAnsi="Consolas" w:cs="Consolas"/>
-          <w:sz w:val="18"/>
-          <w:szCs w:val="18"/>
-        </w:rPr>
-        <w:t>)</w:t>
+      <w:r>
+        <w:rPr>
+          <w:rFonts w:ascii="Consolas" w:eastAsia="Consolas" w:hAnsi="Consolas" w:cs="Consolas"/>
+          <w:sz w:val="18"/>
+          <w:szCs w:val="18"/>
+        </w:rPr>
+        <w:t>bool ProductCardStore::validate(const ProductCard &amp;card, QString *errorMessage)</w:t>
       </w:r>
       <w:r>
         <w:rPr>
@@ -1188,61 +625,7 @@
           <w:szCs w:val="18"/>
         </w:rPr>
         <w:br/>
-        <w:t xml:space="preserve">    </w:t>
-      </w:r>
-      <w:proofErr w:type="spellStart"/>
-      <w:r>
-        <w:rPr>
-          <w:rFonts w:ascii="Consolas" w:eastAsia="Consolas" w:hAnsi="Consolas" w:cs="Consolas"/>
-          <w:sz w:val="18"/>
-          <w:szCs w:val="18"/>
-        </w:rPr>
-        <w:t>if</w:t>
-      </w:r>
-      <w:proofErr w:type="spellEnd"/>
-      <w:r>
-        <w:rPr>
-          <w:rFonts w:ascii="Consolas" w:eastAsia="Consolas" w:hAnsi="Consolas" w:cs="Consolas"/>
-          <w:sz w:val="18"/>
-          <w:szCs w:val="18"/>
-        </w:rPr>
-        <w:t xml:space="preserve"> (</w:t>
-      </w:r>
-      <w:proofErr w:type="spellStart"/>
-      <w:r>
-        <w:rPr>
-          <w:rFonts w:ascii="Consolas" w:eastAsia="Consolas" w:hAnsi="Consolas" w:cs="Consolas"/>
-          <w:sz w:val="18"/>
-          <w:szCs w:val="18"/>
-        </w:rPr>
-        <w:t>card.name.trimmed</w:t>
-      </w:r>
-      <w:proofErr w:type="spellEnd"/>
-      <w:r>
-        <w:rPr>
-          <w:rFonts w:ascii="Consolas" w:eastAsia="Consolas" w:hAnsi="Consolas" w:cs="Consolas"/>
-          <w:sz w:val="18"/>
-          <w:szCs w:val="18"/>
-        </w:rPr>
-        <w:t>().</w:t>
-      </w:r>
-      <w:proofErr w:type="spellStart"/>
-      <w:r>
-        <w:rPr>
-          <w:rFonts w:ascii="Consolas" w:eastAsia="Consolas" w:hAnsi="Consolas" w:cs="Consolas"/>
-          <w:sz w:val="18"/>
-          <w:szCs w:val="18"/>
-        </w:rPr>
-        <w:t>isEmpty</w:t>
-      </w:r>
-      <w:proofErr w:type="spellEnd"/>
-      <w:r>
-        <w:rPr>
-          <w:rFonts w:ascii="Consolas" w:eastAsia="Consolas" w:hAnsi="Consolas" w:cs="Consolas"/>
-          <w:sz w:val="18"/>
-          <w:szCs w:val="18"/>
-        </w:rPr>
-        <w:t>())</w:t>
+        <w:t xml:space="preserve">    if (card.name.trimmed().isEmpty())</w:t>
       </w:r>
       <w:r>
         <w:rPr>
@@ -1260,106 +643,16 @@
           <w:szCs w:val="18"/>
         </w:rPr>
         <w:br/>
-        <w:t xml:space="preserve">        </w:t>
-      </w:r>
-      <w:proofErr w:type="spellStart"/>
-      <w:r>
-        <w:rPr>
-          <w:rFonts w:ascii="Consolas" w:eastAsia="Consolas" w:hAnsi="Consolas" w:cs="Consolas"/>
-          <w:sz w:val="18"/>
-          <w:szCs w:val="18"/>
-        </w:rPr>
-        <w:t>if</w:t>
-      </w:r>
-      <w:proofErr w:type="spellEnd"/>
-      <w:r>
-        <w:rPr>
-          <w:rFonts w:ascii="Consolas" w:eastAsia="Consolas" w:hAnsi="Consolas" w:cs="Consolas"/>
-          <w:sz w:val="18"/>
-          <w:szCs w:val="18"/>
-        </w:rPr>
-        <w:t xml:space="preserve"> (</w:t>
-      </w:r>
-      <w:proofErr w:type="spellStart"/>
-      <w:r>
-        <w:rPr>
-          <w:rFonts w:ascii="Consolas" w:eastAsia="Consolas" w:hAnsi="Consolas" w:cs="Consolas"/>
-          <w:sz w:val="18"/>
-          <w:szCs w:val="18"/>
-        </w:rPr>
-        <w:t>errorMessage</w:t>
-      </w:r>
-      <w:proofErr w:type="spellEnd"/>
-      <w:r>
-        <w:rPr>
-          <w:rFonts w:ascii="Consolas" w:eastAsia="Consolas" w:hAnsi="Consolas" w:cs="Consolas"/>
-          <w:sz w:val="18"/>
-          <w:szCs w:val="18"/>
-        </w:rPr>
-        <w:t>) *</w:t>
-      </w:r>
-      <w:proofErr w:type="spellStart"/>
-      <w:r>
-        <w:rPr>
-          <w:rFonts w:ascii="Consolas" w:eastAsia="Consolas" w:hAnsi="Consolas" w:cs="Consolas"/>
-          <w:sz w:val="18"/>
-          <w:szCs w:val="18"/>
-        </w:rPr>
-        <w:t>errorMessage</w:t>
-      </w:r>
-      <w:proofErr w:type="spellEnd"/>
-      <w:r>
-        <w:rPr>
-          <w:rFonts w:ascii="Consolas" w:eastAsia="Consolas" w:hAnsi="Consolas" w:cs="Consolas"/>
-          <w:sz w:val="18"/>
-          <w:szCs w:val="18"/>
-        </w:rPr>
-        <w:t xml:space="preserve"> = "Наименование товара не может быть пустым.";</w:t>
-      </w:r>
-      <w:r>
-        <w:rPr>
-          <w:rFonts w:ascii="Consolas" w:eastAsia="Consolas" w:hAnsi="Consolas" w:cs="Consolas"/>
-          <w:sz w:val="18"/>
-          <w:szCs w:val="18"/>
-        </w:rPr>
-        <w:br/>
-        <w:t xml:space="preserve">        </w:t>
-      </w:r>
-      <w:proofErr w:type="spellStart"/>
-      <w:r>
-        <w:rPr>
-          <w:rFonts w:ascii="Consolas" w:eastAsia="Consolas" w:hAnsi="Consolas" w:cs="Consolas"/>
-          <w:sz w:val="18"/>
-          <w:szCs w:val="18"/>
-        </w:rPr>
-        <w:t>return</w:t>
-      </w:r>
-      <w:proofErr w:type="spellEnd"/>
-      <w:r>
-        <w:rPr>
-          <w:rFonts w:ascii="Consolas" w:eastAsia="Consolas" w:hAnsi="Consolas" w:cs="Consolas"/>
-          <w:sz w:val="18"/>
-          <w:szCs w:val="18"/>
-        </w:rPr>
-        <w:t xml:space="preserve"> </w:t>
-      </w:r>
-      <w:proofErr w:type="spellStart"/>
-      <w:r>
-        <w:rPr>
-          <w:rFonts w:ascii="Consolas" w:eastAsia="Consolas" w:hAnsi="Consolas" w:cs="Consolas"/>
-          <w:sz w:val="18"/>
-          <w:szCs w:val="18"/>
-        </w:rPr>
-        <w:t>false</w:t>
-      </w:r>
-      <w:proofErr w:type="spellEnd"/>
-      <w:r>
-        <w:rPr>
-          <w:rFonts w:ascii="Consolas" w:eastAsia="Consolas" w:hAnsi="Consolas" w:cs="Consolas"/>
-          <w:sz w:val="18"/>
-          <w:szCs w:val="18"/>
-        </w:rPr>
-        <w:t>;</w:t>
+        <w:t xml:space="preserve">        if (errorMessage) *errorMessage = "Наименование товара не может быть пустым.";</w:t>
+      </w:r>
+      <w:r>
+        <w:rPr>
+          <w:rFonts w:ascii="Consolas" w:eastAsia="Consolas" w:hAnsi="Consolas" w:cs="Consolas"/>
+          <w:sz w:val="18"/>
+          <w:szCs w:val="18"/>
+        </w:rPr>
+        <w:br/>
+        <w:t xml:space="preserve">        return false;</w:t>
       </w:r>
       <w:r>
         <w:rPr>
@@ -1377,61 +670,7 @@
           <w:szCs w:val="18"/>
         </w:rPr>
         <w:br/>
-        <w:t xml:space="preserve">    </w:t>
-      </w:r>
-      <w:proofErr w:type="spellStart"/>
-      <w:r>
-        <w:rPr>
-          <w:rFonts w:ascii="Consolas" w:eastAsia="Consolas" w:hAnsi="Consolas" w:cs="Consolas"/>
-          <w:sz w:val="18"/>
-          <w:szCs w:val="18"/>
-        </w:rPr>
-        <w:t>if</w:t>
-      </w:r>
-      <w:proofErr w:type="spellEnd"/>
-      <w:r>
-        <w:rPr>
-          <w:rFonts w:ascii="Consolas" w:eastAsia="Consolas" w:hAnsi="Consolas" w:cs="Consolas"/>
-          <w:sz w:val="18"/>
-          <w:szCs w:val="18"/>
-        </w:rPr>
-        <w:t xml:space="preserve"> (</w:t>
-      </w:r>
-      <w:proofErr w:type="spellStart"/>
-      <w:r>
-        <w:rPr>
-          <w:rFonts w:ascii="Consolas" w:eastAsia="Consolas" w:hAnsi="Consolas" w:cs="Consolas"/>
-          <w:sz w:val="18"/>
-          <w:szCs w:val="18"/>
-        </w:rPr>
-        <w:t>card.quantity</w:t>
-      </w:r>
-      <w:proofErr w:type="spellEnd"/>
-      <w:r>
-        <w:rPr>
-          <w:rFonts w:ascii="Consolas" w:eastAsia="Consolas" w:hAnsi="Consolas" w:cs="Consolas"/>
-          <w:sz w:val="18"/>
-          <w:szCs w:val="18"/>
-        </w:rPr>
-        <w:t xml:space="preserve"> &lt; 0 || </w:t>
-      </w:r>
-      <w:proofErr w:type="spellStart"/>
-      <w:r>
-        <w:rPr>
-          <w:rFonts w:ascii="Consolas" w:eastAsia="Consolas" w:hAnsi="Consolas" w:cs="Consolas"/>
-          <w:sz w:val="18"/>
-          <w:szCs w:val="18"/>
-        </w:rPr>
-        <w:t>card.quantity</w:t>
-      </w:r>
-      <w:proofErr w:type="spellEnd"/>
-      <w:r>
-        <w:rPr>
-          <w:rFonts w:ascii="Consolas" w:eastAsia="Consolas" w:hAnsi="Consolas" w:cs="Consolas"/>
-          <w:sz w:val="18"/>
-          <w:szCs w:val="18"/>
-        </w:rPr>
-        <w:t xml:space="preserve"> &gt; 1000000)</w:t>
+        <w:t xml:space="preserve">    if (card.quantity &lt; 0 || card.quantity &gt; 1000000)</w:t>
       </w:r>
       <w:r>
         <w:rPr>
@@ -1449,106 +688,16 @@
           <w:szCs w:val="18"/>
         </w:rPr>
         <w:br/>
-        <w:t xml:space="preserve">        </w:t>
-      </w:r>
-      <w:proofErr w:type="spellStart"/>
-      <w:r>
-        <w:rPr>
-          <w:rFonts w:ascii="Consolas" w:eastAsia="Consolas" w:hAnsi="Consolas" w:cs="Consolas"/>
-          <w:sz w:val="18"/>
-          <w:szCs w:val="18"/>
-        </w:rPr>
-        <w:t>if</w:t>
-      </w:r>
-      <w:proofErr w:type="spellEnd"/>
-      <w:r>
-        <w:rPr>
-          <w:rFonts w:ascii="Consolas" w:eastAsia="Consolas" w:hAnsi="Consolas" w:cs="Consolas"/>
-          <w:sz w:val="18"/>
-          <w:szCs w:val="18"/>
-        </w:rPr>
-        <w:t xml:space="preserve"> (</w:t>
-      </w:r>
-      <w:proofErr w:type="spellStart"/>
-      <w:r>
-        <w:rPr>
-          <w:rFonts w:ascii="Consolas" w:eastAsia="Consolas" w:hAnsi="Consolas" w:cs="Consolas"/>
-          <w:sz w:val="18"/>
-          <w:szCs w:val="18"/>
-        </w:rPr>
-        <w:t>errorMessage</w:t>
-      </w:r>
-      <w:proofErr w:type="spellEnd"/>
-      <w:r>
-        <w:rPr>
-          <w:rFonts w:ascii="Consolas" w:eastAsia="Consolas" w:hAnsi="Consolas" w:cs="Consolas"/>
-          <w:sz w:val="18"/>
-          <w:szCs w:val="18"/>
-        </w:rPr>
-        <w:t>) *</w:t>
-      </w:r>
-      <w:proofErr w:type="spellStart"/>
-      <w:r>
-        <w:rPr>
-          <w:rFonts w:ascii="Consolas" w:eastAsia="Consolas" w:hAnsi="Consolas" w:cs="Consolas"/>
-          <w:sz w:val="18"/>
-          <w:szCs w:val="18"/>
-        </w:rPr>
-        <w:t>errorMessage</w:t>
-      </w:r>
-      <w:proofErr w:type="spellEnd"/>
-      <w:r>
-        <w:rPr>
-          <w:rFonts w:ascii="Consolas" w:eastAsia="Consolas" w:hAnsi="Consolas" w:cs="Consolas"/>
-          <w:sz w:val="18"/>
-          <w:szCs w:val="18"/>
-        </w:rPr>
-        <w:t xml:space="preserve"> = "Количество должно быть в диапазоне от 0 до 1 000 000.";</w:t>
-      </w:r>
-      <w:r>
-        <w:rPr>
-          <w:rFonts w:ascii="Consolas" w:eastAsia="Consolas" w:hAnsi="Consolas" w:cs="Consolas"/>
-          <w:sz w:val="18"/>
-          <w:szCs w:val="18"/>
-        </w:rPr>
-        <w:br/>
-        <w:t xml:space="preserve">        </w:t>
-      </w:r>
-      <w:proofErr w:type="spellStart"/>
-      <w:r>
-        <w:rPr>
-          <w:rFonts w:ascii="Consolas" w:eastAsia="Consolas" w:hAnsi="Consolas" w:cs="Consolas"/>
-          <w:sz w:val="18"/>
-          <w:szCs w:val="18"/>
-        </w:rPr>
-        <w:t>return</w:t>
-      </w:r>
-      <w:proofErr w:type="spellEnd"/>
-      <w:r>
-        <w:rPr>
-          <w:rFonts w:ascii="Consolas" w:eastAsia="Consolas" w:hAnsi="Consolas" w:cs="Consolas"/>
-          <w:sz w:val="18"/>
-          <w:szCs w:val="18"/>
-        </w:rPr>
-        <w:t xml:space="preserve"> </w:t>
-      </w:r>
-      <w:proofErr w:type="spellStart"/>
-      <w:r>
-        <w:rPr>
-          <w:rFonts w:ascii="Consolas" w:eastAsia="Consolas" w:hAnsi="Consolas" w:cs="Consolas"/>
-          <w:sz w:val="18"/>
-          <w:szCs w:val="18"/>
-        </w:rPr>
-        <w:t>false</w:t>
-      </w:r>
-      <w:proofErr w:type="spellEnd"/>
-      <w:r>
-        <w:rPr>
-          <w:rFonts w:ascii="Consolas" w:eastAsia="Consolas" w:hAnsi="Consolas" w:cs="Consolas"/>
-          <w:sz w:val="18"/>
-          <w:szCs w:val="18"/>
-        </w:rPr>
-        <w:t>;</w:t>
+        <w:t xml:space="preserve">        if (errorMessage) *errorMessage = "Количество должно быть в диапазоне от 0 до 1 000 000.";</w:t>
+      </w:r>
+      <w:r>
+        <w:rPr>
+          <w:rFonts w:ascii="Consolas" w:eastAsia="Consolas" w:hAnsi="Consolas" w:cs="Consolas"/>
+          <w:sz w:val="18"/>
+          <w:szCs w:val="18"/>
+        </w:rPr>
+        <w:br/>
+        <w:t xml:space="preserve">        return false;</w:t>
       </w:r>
       <w:r>
         <w:rPr>
@@ -1584,49 +733,7 @@
         <w:jc w:val="left"/>
       </w:pPr>
       <w:r>
-        <w:t>Поиск (</w:t>
-      </w:r>
-      <w:proofErr w:type="spellStart"/>
-      <w:r>
-        <w:t>findByText</w:t>
-      </w:r>
-      <w:proofErr w:type="spellEnd"/>
-      <w:r>
-        <w:t>) выполняется одновременно по наименованию, категории и идентификатору записи без учёта регистра. Сортировка (</w:t>
-      </w:r>
-      <w:proofErr w:type="spellStart"/>
-      <w:r>
-        <w:t>sortBy</w:t>
-      </w:r>
-      <w:proofErr w:type="spellEnd"/>
-      <w:r>
-        <w:t xml:space="preserve">) поддерживает упорядочивание по любому из шести полей записи в возрастающем или убывающем порядке и реализована через </w:t>
-      </w:r>
-      <w:proofErr w:type="spellStart"/>
-      <w:proofErr w:type="gramStart"/>
-      <w:r>
-        <w:t>std</w:t>
-      </w:r>
-      <w:proofErr w:type="spellEnd"/>
-      <w:r>
-        <w:t>::</w:t>
-      </w:r>
-      <w:proofErr w:type="spellStart"/>
-      <w:proofErr w:type="gramEnd"/>
-      <w:r>
-        <w:t>sort</w:t>
-      </w:r>
-      <w:proofErr w:type="spellEnd"/>
-      <w:r>
-        <w:t xml:space="preserve"> с компаратором, выбираемым в зависимости от поля </w:t>
-      </w:r>
-      <w:proofErr w:type="spellStart"/>
-      <w:r>
-        <w:t>SortField</w:t>
-      </w:r>
-      <w:proofErr w:type="spellEnd"/>
-      <w:r>
-        <w:t>.</w:t>
+        <w:t>Поиск (findByText) выполняется одновременно по наименованию, категории и идентификатору записи без учёта регистра. Сортировка (sortBy) поддерживает упорядочивание по любому из шести полей записи в возрастающем или убывающем порядке и реализована через std::sort с компаратором, выбираемым в зависимости от поля SortField.</w:t>
       </w:r>
     </w:p>
     <w:p>
@@ -1644,39 +751,7 @@
         <w:jc w:val="left"/>
       </w:pPr>
       <w:r>
-        <w:t xml:space="preserve">Текстовый формат использует </w:t>
-      </w:r>
-      <w:proofErr w:type="spellStart"/>
-      <w:r>
-        <w:t>QTextStream</w:t>
-      </w:r>
-      <w:proofErr w:type="spellEnd"/>
-      <w:r>
-        <w:t xml:space="preserve"> с разделителем «|»; символ-разделитель внутри значения экранируется. Бинарный формат использует </w:t>
-      </w:r>
-      <w:proofErr w:type="spellStart"/>
-      <w:r>
-        <w:t>QDataStream</w:t>
-      </w:r>
-      <w:proofErr w:type="spellEnd"/>
-      <w:r>
-        <w:t xml:space="preserve"> и снабжён заголовком из </w:t>
-      </w:r>
-      <w:proofErr w:type="spellStart"/>
-      <w:r>
-        <w:t>magic</w:t>
-      </w:r>
-      <w:proofErr w:type="spellEnd"/>
-      <w:r>
-        <w:t xml:space="preserve"> </w:t>
-      </w:r>
-      <w:proofErr w:type="spellStart"/>
-      <w:r>
-        <w:t>number</w:t>
-      </w:r>
-      <w:proofErr w:type="spellEnd"/>
-      <w:r>
-        <w:t xml:space="preserve"> и номера версии формата, что позволяет отличить повреждённый или чужой файл от валидного:</w:t>
+        <w:t>Текстовый формат использует QTextStream с разделителем «|»; символ-разделитель внутри значения экранируется. Бинарный формат использует QDataStream и снабжён заголовком из magic number и номера версии формата, что позволяет отличить повреждённый или чужой файл от валидного:</w:t>
       </w:r>
     </w:p>
     <w:p>
@@ -1695,54 +770,24 @@
           <w:lang w:val="en-US"/>
         </w:rPr>
       </w:pPr>
-      <w:proofErr w:type="spellStart"/>
-      <w:r>
-        <w:rPr>
-          <w:rFonts w:ascii="Consolas" w:eastAsia="Consolas" w:hAnsi="Consolas" w:cs="Consolas"/>
-          <w:sz w:val="18"/>
-          <w:szCs w:val="18"/>
-          <w:lang w:val="en-US"/>
-        </w:rPr>
-        <w:t>constexpr</w:t>
-      </w:r>
-      <w:proofErr w:type="spellEnd"/>
-      <w:r>
-        <w:rPr>
-          <w:rFonts w:ascii="Consolas" w:eastAsia="Consolas" w:hAnsi="Consolas" w:cs="Consolas"/>
-          <w:sz w:val="18"/>
-          <w:szCs w:val="18"/>
-          <w:lang w:val="en-US"/>
-        </w:rPr>
-        <w:t xml:space="preserve"> quint32 PRODUCT_CARD_MAGIC = 0x50435330; // "PCS0"</w:t>
-      </w:r>
-      <w:r>
-        <w:rPr>
-          <w:rFonts w:ascii="Consolas" w:eastAsia="Consolas" w:hAnsi="Consolas" w:cs="Consolas"/>
-          <w:sz w:val="18"/>
-          <w:szCs w:val="18"/>
-          <w:lang w:val="en-US"/>
-        </w:rPr>
-        <w:br/>
-      </w:r>
-      <w:proofErr w:type="spellStart"/>
-      <w:r>
-        <w:rPr>
-          <w:rFonts w:ascii="Consolas" w:eastAsia="Consolas" w:hAnsi="Consolas" w:cs="Consolas"/>
-          <w:sz w:val="18"/>
-          <w:szCs w:val="18"/>
-          <w:lang w:val="en-US"/>
-        </w:rPr>
-        <w:t>constexpr</w:t>
-      </w:r>
-      <w:proofErr w:type="spellEnd"/>
-      <w:r>
-        <w:rPr>
-          <w:rFonts w:ascii="Consolas" w:eastAsia="Consolas" w:hAnsi="Consolas" w:cs="Consolas"/>
-          <w:sz w:val="18"/>
-          <w:szCs w:val="18"/>
-          <w:lang w:val="en-US"/>
-        </w:rPr>
-        <w:t xml:space="preserve"> quint16 PRODUCT_CARD_VERSION = 1;</w:t>
+      <w:r>
+        <w:rPr>
+          <w:rFonts w:ascii="Consolas" w:eastAsia="Consolas" w:hAnsi="Consolas" w:cs="Consolas"/>
+          <w:sz w:val="18"/>
+          <w:szCs w:val="18"/>
+          <w:lang w:val="en-US"/>
+        </w:rPr>
+        <w:t>constexpr quint32 PRODUCT_CARD_MAGIC = 0x50435330; // "PCS0"</w:t>
+      </w:r>
+      <w:r>
+        <w:rPr>
+          <w:rFonts w:ascii="Consolas" w:eastAsia="Consolas" w:hAnsi="Consolas" w:cs="Consolas"/>
+          <w:sz w:val="18"/>
+          <w:szCs w:val="18"/>
+          <w:lang w:val="en-US"/>
+        </w:rPr>
+        <w:br/>
+        <w:t>constexpr quint16 PRODUCT_CARD_VERSION = 1;</w:t>
       </w:r>
       <w:r>
         <w:rPr>
@@ -1771,77 +816,17 @@
           <w:lang w:val="en-US"/>
         </w:rPr>
         <w:br/>
-        <w:t xml:space="preserve">out &lt;&lt; </w:t>
-      </w:r>
-      <w:proofErr w:type="spellStart"/>
-      <w:r>
-        <w:rPr>
-          <w:rFonts w:ascii="Consolas" w:eastAsia="Consolas" w:hAnsi="Consolas" w:cs="Consolas"/>
-          <w:sz w:val="18"/>
-          <w:szCs w:val="18"/>
-          <w:lang w:val="en-US"/>
-        </w:rPr>
-        <w:t>static_cast</w:t>
-      </w:r>
-      <w:proofErr w:type="spellEnd"/>
-      <w:r>
-        <w:rPr>
-          <w:rFonts w:ascii="Consolas" w:eastAsia="Consolas" w:hAnsi="Consolas" w:cs="Consolas"/>
-          <w:sz w:val="18"/>
-          <w:szCs w:val="18"/>
-          <w:lang w:val="en-US"/>
-        </w:rPr>
-        <w:t>&lt;quint32&gt;(</w:t>
-      </w:r>
-      <w:proofErr w:type="spellStart"/>
-      <w:r>
-        <w:rPr>
-          <w:rFonts w:ascii="Consolas" w:eastAsia="Consolas" w:hAnsi="Consolas" w:cs="Consolas"/>
-          <w:sz w:val="18"/>
-          <w:szCs w:val="18"/>
-          <w:lang w:val="en-US"/>
-        </w:rPr>
-        <w:t>m_cards.size</w:t>
-      </w:r>
-      <w:proofErr w:type="spellEnd"/>
-      <w:r>
-        <w:rPr>
-          <w:rFonts w:ascii="Consolas" w:eastAsia="Consolas" w:hAnsi="Consolas" w:cs="Consolas"/>
-          <w:sz w:val="18"/>
-          <w:szCs w:val="18"/>
-          <w:lang w:val="en-US"/>
-        </w:rPr>
-        <w:t>());</w:t>
-      </w:r>
-      <w:r>
-        <w:rPr>
-          <w:rFonts w:ascii="Consolas" w:eastAsia="Consolas" w:hAnsi="Consolas" w:cs="Consolas"/>
-          <w:sz w:val="18"/>
-          <w:szCs w:val="18"/>
-          <w:lang w:val="en-US"/>
-        </w:rPr>
-        <w:br/>
-        <w:t xml:space="preserve">for (const auto &amp;c : </w:t>
-      </w:r>
-      <w:proofErr w:type="spellStart"/>
-      <w:r>
-        <w:rPr>
-          <w:rFonts w:ascii="Consolas" w:eastAsia="Consolas" w:hAnsi="Consolas" w:cs="Consolas"/>
-          <w:sz w:val="18"/>
-          <w:szCs w:val="18"/>
-          <w:lang w:val="en-US"/>
-        </w:rPr>
-        <w:t>m_cards</w:t>
-      </w:r>
-      <w:proofErr w:type="spellEnd"/>
-      <w:r>
-        <w:rPr>
-          <w:rFonts w:ascii="Consolas" w:eastAsia="Consolas" w:hAnsi="Consolas" w:cs="Consolas"/>
-          <w:sz w:val="18"/>
-          <w:szCs w:val="18"/>
-          <w:lang w:val="en-US"/>
-        </w:rPr>
-        <w:t>)</w:t>
+        <w:t>out &lt;&lt; static_cast&lt;quint32&gt;(m_cards.size());</w:t>
+      </w:r>
+      <w:r>
+        <w:rPr>
+          <w:rFonts w:ascii="Consolas" w:eastAsia="Consolas" w:hAnsi="Consolas" w:cs="Consolas"/>
+          <w:sz w:val="18"/>
+          <w:szCs w:val="18"/>
+          <w:lang w:val="en-US"/>
+        </w:rPr>
+        <w:br/>
+        <w:t>for (const auto &amp;c : m_cards)</w:t>
       </w:r>
       <w:r>
         <w:rPr>
@@ -1860,23 +845,7 @@
         <w:jc w:val="left"/>
       </w:pPr>
       <w:r>
-        <w:t xml:space="preserve">При загрузке бинарного файла проверяются </w:t>
-      </w:r>
-      <w:proofErr w:type="spellStart"/>
-      <w:r>
-        <w:t>magic</w:t>
-      </w:r>
-      <w:proofErr w:type="spellEnd"/>
-      <w:r>
-        <w:t xml:space="preserve"> </w:t>
-      </w:r>
-      <w:proofErr w:type="spellStart"/>
-      <w:r>
-        <w:t>number</w:t>
-      </w:r>
-      <w:proofErr w:type="spellEnd"/>
-      <w:r>
-        <w:t>, версия формата и статус потока после чтения каждой записи; при несоответствии загрузка прерывается с понятным сообщением об ошибке:</w:t>
+        <w:t>При загрузке бинарного файла проверяются magic number, версия формата и статус потока после чтения каждой записи; при несоответствии загрузка прерывается с понятным сообщением об ошибке:</w:t>
       </w:r>
     </w:p>
     <w:p>
@@ -1895,58 +864,14 @@
           <w:lang w:val="en-US"/>
         </w:rPr>
       </w:pPr>
-      <w:bookmarkStart w:id="1" w:name="_GoBack"/>
-      <w:bookmarkEnd w:id="1"/>
-      <w:r>
-        <w:rPr>
-          <w:rFonts w:ascii="Consolas" w:eastAsia="Consolas" w:hAnsi="Consolas" w:cs="Consolas"/>
-          <w:sz w:val="18"/>
-          <w:szCs w:val="18"/>
-          <w:lang w:val="en-US"/>
-        </w:rPr>
-        <w:t>if (</w:t>
-      </w:r>
-      <w:proofErr w:type="spellStart"/>
-      <w:proofErr w:type="gramStart"/>
-      <w:r>
-        <w:rPr>
-          <w:rFonts w:ascii="Consolas" w:eastAsia="Consolas" w:hAnsi="Consolas" w:cs="Consolas"/>
-          <w:sz w:val="18"/>
-          <w:szCs w:val="18"/>
-          <w:lang w:val="en-US"/>
-        </w:rPr>
-        <w:t>in.status</w:t>
-      </w:r>
-      <w:proofErr w:type="spellEnd"/>
-      <w:proofErr w:type="gramEnd"/>
-      <w:r>
-        <w:rPr>
-          <w:rFonts w:ascii="Consolas" w:eastAsia="Consolas" w:hAnsi="Consolas" w:cs="Consolas"/>
-          <w:sz w:val="18"/>
-          <w:szCs w:val="18"/>
-          <w:lang w:val="en-US"/>
-        </w:rPr>
-        <w:t xml:space="preserve">() != </w:t>
-      </w:r>
-      <w:proofErr w:type="spellStart"/>
-      <w:r>
-        <w:rPr>
-          <w:rFonts w:ascii="Consolas" w:eastAsia="Consolas" w:hAnsi="Consolas" w:cs="Consolas"/>
-          <w:sz w:val="18"/>
-          <w:szCs w:val="18"/>
-          <w:lang w:val="en-US"/>
-        </w:rPr>
-        <w:t>QDataStream</w:t>
-      </w:r>
-      <w:proofErr w:type="spellEnd"/>
-      <w:r>
-        <w:rPr>
-          <w:rFonts w:ascii="Consolas" w:eastAsia="Consolas" w:hAnsi="Consolas" w:cs="Consolas"/>
-          <w:sz w:val="18"/>
-          <w:szCs w:val="18"/>
-          <w:lang w:val="en-US"/>
-        </w:rPr>
-        <w:t>::Ok || magic != PRODUCT_CARD_MAGIC)</w:t>
+      <w:r>
+        <w:rPr>
+          <w:rFonts w:ascii="Consolas" w:eastAsia="Consolas" w:hAnsi="Consolas" w:cs="Consolas"/>
+          <w:sz w:val="18"/>
+          <w:szCs w:val="18"/>
+          <w:lang w:val="en-US"/>
+        </w:rPr>
+        <w:t>if (in.status() != QDataStream::Ok || magic != PRODUCT_CARD_MAGIC)</w:t>
       </w:r>
       <w:r>
         <w:rPr>
@@ -1966,27 +891,7 @@
           <w:lang w:val="en-US"/>
         </w:rPr>
         <w:br/>
-        <w:t xml:space="preserve">    *</w:t>
-      </w:r>
-      <w:proofErr w:type="spellStart"/>
-      <w:r>
-        <w:rPr>
-          <w:rFonts w:ascii="Consolas" w:eastAsia="Consolas" w:hAnsi="Consolas" w:cs="Consolas"/>
-          <w:sz w:val="18"/>
-          <w:szCs w:val="18"/>
-          <w:lang w:val="en-US"/>
-        </w:rPr>
-        <w:t>errorMessage</w:t>
-      </w:r>
-      <w:proofErr w:type="spellEnd"/>
-      <w:r>
-        <w:rPr>
-          <w:rFonts w:ascii="Consolas" w:eastAsia="Consolas" w:hAnsi="Consolas" w:cs="Consolas"/>
-          <w:sz w:val="18"/>
-          <w:szCs w:val="18"/>
-          <w:lang w:val="en-US"/>
-        </w:rPr>
-        <w:t xml:space="preserve"> = "</w:t>
+        <w:t xml:space="preserve">    *errorMessage = "</w:t>
       </w:r>
       <w:r>
         <w:rPr>
@@ -2213,49 +1118,7 @@
       </w:pPr>
       <w:r>
         <w:lastRenderedPageBreak/>
-        <w:t xml:space="preserve">Аналогично при загрузке текстового файла каждая строка проверяется на количество полей и корректность чисел; при первой же ошибке загрузка прерывается, а состояние хранилища не изменяется. Все операции с файлами оборачивают </w:t>
-      </w:r>
-      <w:proofErr w:type="spellStart"/>
-      <w:r>
-        <w:t>QFile</w:t>
-      </w:r>
-      <w:proofErr w:type="spellEnd"/>
-      <w:r>
-        <w:t xml:space="preserve"> и </w:t>
-      </w:r>
-      <w:proofErr w:type="spellStart"/>
-      <w:proofErr w:type="gramStart"/>
-      <w:r>
-        <w:t>QDataStream</w:t>
-      </w:r>
-      <w:proofErr w:type="spellEnd"/>
-      <w:r>
-        <w:t>::</w:t>
-      </w:r>
-      <w:proofErr w:type="spellStart"/>
-      <w:proofErr w:type="gramEnd"/>
-      <w:r>
-        <w:t>status</w:t>
-      </w:r>
-      <w:proofErr w:type="spellEnd"/>
-      <w:r>
-        <w:t xml:space="preserve">(), а ошибки выводятся пользователю через </w:t>
-      </w:r>
-      <w:proofErr w:type="spellStart"/>
-      <w:r>
-        <w:t>QMessageBox</w:t>
-      </w:r>
-      <w:proofErr w:type="spellEnd"/>
-      <w:r>
-        <w:t>::</w:t>
-      </w:r>
-      <w:proofErr w:type="spellStart"/>
-      <w:r>
-        <w:t>critical</w:t>
-      </w:r>
-      <w:proofErr w:type="spellEnd"/>
-      <w:r>
-        <w:t>.</w:t>
+        <w:t>Аналогично при загрузке текстового файла каждая строка проверяется на количество полей и корректность чисел; при первой же ошибке загрузка прерывается, а состояние хранилища не изменяется. Все операции с файлами оборачивают QFile и QDataStream::status(), а ошибки выводятся пользователю через QMessageBox::critical.</w:t>
       </w:r>
     </w:p>
     <w:p>
@@ -2306,29 +1169,7 @@
         <w:rPr>
           <w:lang w:val="en-US"/>
         </w:rPr>
-        <w:t xml:space="preserve"> — </w:t>
-      </w:r>
-      <w:proofErr w:type="spellStart"/>
-      <w:proofErr w:type="gramStart"/>
-      <w:r>
-        <w:rPr>
-          <w:lang w:val="en-US"/>
-        </w:rPr>
-        <w:t>ProductCardStore</w:t>
-      </w:r>
-      <w:proofErr w:type="spellEnd"/>
-      <w:r>
-        <w:rPr>
-          <w:lang w:val="en-US"/>
-        </w:rPr>
-        <w:t>::</w:t>
-      </w:r>
-      <w:proofErr w:type="gramEnd"/>
-      <w:r>
-        <w:rPr>
-          <w:lang w:val="en-US"/>
-        </w:rPr>
-        <w:t>validate() (</w:t>
+        <w:t xml:space="preserve"> — ProductCardStore::validate() (</w:t>
       </w:r>
       <w:r>
         <w:t>см</w:t>
@@ -2355,20 +1196,7 @@
         <w:jc w:val="left"/>
       </w:pPr>
       <w:r>
-        <w:t xml:space="preserve">• Поиск данных — </w:t>
-      </w:r>
-      <w:proofErr w:type="spellStart"/>
-      <w:proofErr w:type="gramStart"/>
-      <w:r>
-        <w:t>findByText</w:t>
-      </w:r>
-      <w:proofErr w:type="spellEnd"/>
-      <w:r>
-        <w:t>(</w:t>
-      </w:r>
-      <w:proofErr w:type="gramEnd"/>
-      <w:r>
-        <w:t>) по наименованию, категории и ID.</w:t>
+        <w:t>• Поиск данных — findByText() по наименованию, категории и ID.</w:t>
       </w:r>
     </w:p>
     <w:p>
@@ -2377,20 +1205,7 @@
         <w:jc w:val="left"/>
       </w:pPr>
       <w:r>
-        <w:t xml:space="preserve">• Сортировка данных — </w:t>
-      </w:r>
-      <w:proofErr w:type="spellStart"/>
-      <w:proofErr w:type="gramStart"/>
-      <w:r>
-        <w:t>sortBy</w:t>
-      </w:r>
-      <w:proofErr w:type="spellEnd"/>
-      <w:r>
-        <w:t>(</w:t>
-      </w:r>
-      <w:proofErr w:type="gramEnd"/>
-      <w:r>
-        <w:t>) по любому из шести полей, по возрастанию/убыванию.</w:t>
+        <w:t>• Сортировка данных — sortBy() по любому из шести полей, по возрастанию/убыванию.</w:t>
       </w:r>
     </w:p>
     <w:p>
@@ -2399,36 +1214,7 @@
         <w:jc w:val="left"/>
       </w:pPr>
       <w:r>
-        <w:t xml:space="preserve">• </w:t>
-      </w:r>
-      <w:proofErr w:type="spellStart"/>
-      <w:r>
-        <w:t>QSettings</w:t>
-      </w:r>
-      <w:proofErr w:type="spellEnd"/>
-      <w:r>
-        <w:t xml:space="preserve"> — между запусками сохраняются геометрия окна и пути к последним открытым файлам (</w:t>
-      </w:r>
-      <w:proofErr w:type="spellStart"/>
-      <w:proofErr w:type="gramStart"/>
-      <w:r>
-        <w:t>QSettings</w:t>
-      </w:r>
-      <w:proofErr w:type="spellEnd"/>
-      <w:r>
-        <w:t>(</w:t>
-      </w:r>
-      <w:proofErr w:type="gramEnd"/>
-      <w:r>
-        <w:t>"QtLab3", "</w:t>
-      </w:r>
-      <w:proofErr w:type="spellStart"/>
-      <w:r>
-        <w:t>ProductCardApp</w:t>
-      </w:r>
-      <w:proofErr w:type="spellEnd"/>
-      <w:r>
-        <w:t>")).</w:t>
+        <w:t>• QSettings — между запусками сохраняются геометрия окна и пути к последним открытым файлам (QSettings("QtLab3", "ProductCardApp")).</w:t>
       </w:r>
     </w:p>
     <w:p>
@@ -2437,23 +1223,7 @@
         <w:jc w:val="left"/>
       </w:pPr>
       <w:r>
-        <w:t xml:space="preserve">• Подтверждение действий — удаление записи и закрытие/переключение файла при </w:t>
-      </w:r>
-      <w:proofErr w:type="spellStart"/>
-      <w:r>
-        <w:t>несохранённых</w:t>
-      </w:r>
-      <w:proofErr w:type="spellEnd"/>
-      <w:r>
-        <w:t xml:space="preserve"> изменениях запрашивают подтверждение через </w:t>
-      </w:r>
-      <w:proofErr w:type="spellStart"/>
-      <w:r>
-        <w:t>QMessageBox</w:t>
-      </w:r>
-      <w:proofErr w:type="spellEnd"/>
-      <w:r>
-        <w:t>.</w:t>
+        <w:t>• Подтверждение действий — удаление записи и закрытие/переключение файла при несохранённых изменениях запрашивают подтверждение через QMessageBox.</w:t>
       </w:r>
     </w:p>
     <w:p>
@@ -2462,15 +1232,7 @@
         <w:spacing w:before="300" w:after="150"/>
       </w:pPr>
       <w:r>
-        <w:t>6. Модульные тесты (</w:t>
-      </w:r>
-      <w:proofErr w:type="spellStart"/>
-      <w:r>
-        <w:t>QtTest</w:t>
-      </w:r>
-      <w:proofErr w:type="spellEnd"/>
-      <w:r>
-        <w:t>)</w:t>
+        <w:t>6. Модульные тесты (QtTest)</w:t>
       </w:r>
     </w:p>
     <w:p>
@@ -2479,23 +1241,7 @@
         <w:jc w:val="left"/>
       </w:pPr>
       <w:r>
-        <w:t xml:space="preserve">Логика хранилища вынесена в отдельный тестовый класс </w:t>
-      </w:r>
-      <w:proofErr w:type="spellStart"/>
-      <w:r>
-        <w:t>TestProductCardStore</w:t>
-      </w:r>
-      <w:proofErr w:type="spellEnd"/>
-      <w:r>
-        <w:t xml:space="preserve">, который собирается в самостоятельный исполняемый файл </w:t>
-      </w:r>
-      <w:proofErr w:type="spellStart"/>
-      <w:r>
-        <w:t>ProductCardStoreTests</w:t>
-      </w:r>
-      <w:proofErr w:type="spellEnd"/>
-      <w:r>
-        <w:t>, не зависящий от графического интерфейса. Реализовано 11 тестов, покрывающих создание/изменение записей, сохранение и загрузку в обоих форматах, обработку ошибок и дополнительную функциональность:</w:t>
+        <w:t>Логика хранилища вынесена в отдельный тестовый класс TestProductCardStore, который собирается в самостоятельный исполняемый файл ProductCardStoreTests, не зависящий от графического интерфейса. Реализовано 11 тестов, покрывающих создание/изменение записей, сохранение и загрузку в обоих форматах, обработку ошибок и дополнительную функциональность:</w:t>
       </w:r>
     </w:p>
     <w:p>
@@ -2511,61 +1257,13 @@
         <w:ind w:firstLine="0"/>
         <w:jc w:val="left"/>
       </w:pPr>
-      <w:proofErr w:type="spellStart"/>
-      <w:r>
-        <w:rPr>
-          <w:rFonts w:ascii="Consolas" w:eastAsia="Consolas" w:hAnsi="Consolas" w:cs="Consolas"/>
-          <w:sz w:val="18"/>
-          <w:szCs w:val="18"/>
-        </w:rPr>
-        <w:t>void</w:t>
-      </w:r>
-      <w:proofErr w:type="spellEnd"/>
-      <w:r>
-        <w:rPr>
-          <w:rFonts w:ascii="Consolas" w:eastAsia="Consolas" w:hAnsi="Consolas" w:cs="Consolas"/>
-          <w:sz w:val="18"/>
-          <w:szCs w:val="18"/>
-        </w:rPr>
-        <w:t xml:space="preserve"> </w:t>
-      </w:r>
-      <w:proofErr w:type="spellStart"/>
-      <w:proofErr w:type="gramStart"/>
-      <w:r>
-        <w:rPr>
-          <w:rFonts w:ascii="Consolas" w:eastAsia="Consolas" w:hAnsi="Consolas" w:cs="Consolas"/>
-          <w:sz w:val="18"/>
-          <w:szCs w:val="18"/>
-        </w:rPr>
-        <w:t>TestProductCardStore</w:t>
-      </w:r>
-      <w:proofErr w:type="spellEnd"/>
-      <w:r>
-        <w:rPr>
-          <w:rFonts w:ascii="Consolas" w:eastAsia="Consolas" w:hAnsi="Consolas" w:cs="Consolas"/>
-          <w:sz w:val="18"/>
-          <w:szCs w:val="18"/>
-        </w:rPr>
-        <w:t>::</w:t>
-      </w:r>
-      <w:proofErr w:type="spellStart"/>
-      <w:proofErr w:type="gramEnd"/>
-      <w:r>
-        <w:rPr>
-          <w:rFonts w:ascii="Consolas" w:eastAsia="Consolas" w:hAnsi="Consolas" w:cs="Consolas"/>
-          <w:sz w:val="18"/>
-          <w:szCs w:val="18"/>
-        </w:rPr>
-        <w:t>testLoadCorruptedBinaryFails</w:t>
-      </w:r>
-      <w:proofErr w:type="spellEnd"/>
-      <w:r>
-        <w:rPr>
-          <w:rFonts w:ascii="Consolas" w:eastAsia="Consolas" w:hAnsi="Consolas" w:cs="Consolas"/>
-          <w:sz w:val="18"/>
-          <w:szCs w:val="18"/>
-        </w:rPr>
-        <w:t>()</w:t>
+      <w:r>
+        <w:rPr>
+          <w:rFonts w:ascii="Consolas" w:eastAsia="Consolas" w:hAnsi="Consolas" w:cs="Consolas"/>
+          <w:sz w:val="18"/>
+          <w:szCs w:val="18"/>
+        </w:rPr>
+        <w:t>void TestProductCardStore::testLoadCorruptedBinaryFails()</w:t>
       </w:r>
       <w:r>
         <w:rPr>
@@ -2583,233 +1281,43 @@
           <w:szCs w:val="18"/>
         </w:rPr>
         <w:br/>
-        <w:t xml:space="preserve">    // повреждённый бинарный файл: неверный </w:t>
-      </w:r>
-      <w:proofErr w:type="spellStart"/>
-      <w:r>
-        <w:rPr>
-          <w:rFonts w:ascii="Consolas" w:eastAsia="Consolas" w:hAnsi="Consolas" w:cs="Consolas"/>
-          <w:sz w:val="18"/>
-          <w:szCs w:val="18"/>
-        </w:rPr>
-        <w:t>magic</w:t>
-      </w:r>
-      <w:proofErr w:type="spellEnd"/>
-      <w:r>
-        <w:rPr>
-          <w:rFonts w:ascii="Consolas" w:eastAsia="Consolas" w:hAnsi="Consolas" w:cs="Consolas"/>
-          <w:sz w:val="18"/>
-          <w:szCs w:val="18"/>
-        </w:rPr>
-        <w:t xml:space="preserve"> </w:t>
-      </w:r>
-      <w:proofErr w:type="spellStart"/>
-      <w:r>
-        <w:rPr>
-          <w:rFonts w:ascii="Consolas" w:eastAsia="Consolas" w:hAnsi="Consolas" w:cs="Consolas"/>
-          <w:sz w:val="18"/>
-          <w:szCs w:val="18"/>
-        </w:rPr>
-        <w:t>number</w:t>
-      </w:r>
-      <w:proofErr w:type="spellEnd"/>
-      <w:r>
-        <w:rPr>
-          <w:rFonts w:ascii="Consolas" w:eastAsia="Consolas" w:hAnsi="Consolas" w:cs="Consolas"/>
-          <w:sz w:val="18"/>
-          <w:szCs w:val="18"/>
-        </w:rPr>
-        <w:br/>
-        <w:t xml:space="preserve">    </w:t>
-      </w:r>
-      <w:proofErr w:type="spellStart"/>
-      <w:r>
-        <w:rPr>
-          <w:rFonts w:ascii="Consolas" w:eastAsia="Consolas" w:hAnsi="Consolas" w:cs="Consolas"/>
-          <w:sz w:val="18"/>
-          <w:szCs w:val="18"/>
-        </w:rPr>
-        <w:t>QString</w:t>
-      </w:r>
-      <w:proofErr w:type="spellEnd"/>
-      <w:r>
-        <w:rPr>
-          <w:rFonts w:ascii="Consolas" w:eastAsia="Consolas" w:hAnsi="Consolas" w:cs="Consolas"/>
-          <w:sz w:val="18"/>
-          <w:szCs w:val="18"/>
-        </w:rPr>
-        <w:t xml:space="preserve"> </w:t>
-      </w:r>
-      <w:proofErr w:type="spellStart"/>
-      <w:r>
-        <w:rPr>
-          <w:rFonts w:ascii="Consolas" w:eastAsia="Consolas" w:hAnsi="Consolas" w:cs="Consolas"/>
-          <w:sz w:val="18"/>
-          <w:szCs w:val="18"/>
-        </w:rPr>
-        <w:t>error</w:t>
-      </w:r>
-      <w:proofErr w:type="spellEnd"/>
-      <w:r>
-        <w:rPr>
-          <w:rFonts w:ascii="Consolas" w:eastAsia="Consolas" w:hAnsi="Consolas" w:cs="Consolas"/>
-          <w:sz w:val="18"/>
-          <w:szCs w:val="18"/>
-        </w:rPr>
-        <w:t>;</w:t>
-      </w:r>
-      <w:r>
-        <w:rPr>
-          <w:rFonts w:ascii="Consolas" w:eastAsia="Consolas" w:hAnsi="Consolas" w:cs="Consolas"/>
-          <w:sz w:val="18"/>
-          <w:szCs w:val="18"/>
-        </w:rPr>
-        <w:br/>
-        <w:t xml:space="preserve">    </w:t>
-      </w:r>
-      <w:proofErr w:type="spellStart"/>
-      <w:r>
-        <w:rPr>
-          <w:rFonts w:ascii="Consolas" w:eastAsia="Consolas" w:hAnsi="Consolas" w:cs="Consolas"/>
-          <w:sz w:val="18"/>
-          <w:szCs w:val="18"/>
-        </w:rPr>
-        <w:t>bool</w:t>
-      </w:r>
-      <w:proofErr w:type="spellEnd"/>
-      <w:r>
-        <w:rPr>
-          <w:rFonts w:ascii="Consolas" w:eastAsia="Consolas" w:hAnsi="Consolas" w:cs="Consolas"/>
-          <w:sz w:val="18"/>
-          <w:szCs w:val="18"/>
-        </w:rPr>
-        <w:t xml:space="preserve"> </w:t>
-      </w:r>
-      <w:proofErr w:type="spellStart"/>
-      <w:r>
-        <w:rPr>
-          <w:rFonts w:ascii="Consolas" w:eastAsia="Consolas" w:hAnsi="Consolas" w:cs="Consolas"/>
-          <w:sz w:val="18"/>
-          <w:szCs w:val="18"/>
-        </w:rPr>
-        <w:t>ok</w:t>
-      </w:r>
-      <w:proofErr w:type="spellEnd"/>
-      <w:r>
-        <w:rPr>
-          <w:rFonts w:ascii="Consolas" w:eastAsia="Consolas" w:hAnsi="Consolas" w:cs="Consolas"/>
-          <w:sz w:val="18"/>
-          <w:szCs w:val="18"/>
-        </w:rPr>
-        <w:t xml:space="preserve"> = </w:t>
-      </w:r>
-      <w:proofErr w:type="spellStart"/>
-      <w:r>
-        <w:rPr>
-          <w:rFonts w:ascii="Consolas" w:eastAsia="Consolas" w:hAnsi="Consolas" w:cs="Consolas"/>
-          <w:sz w:val="18"/>
-          <w:szCs w:val="18"/>
-        </w:rPr>
-        <w:t>m_store</w:t>
-      </w:r>
-      <w:proofErr w:type="spellEnd"/>
-      <w:r>
-        <w:rPr>
-          <w:rFonts w:ascii="Consolas" w:eastAsia="Consolas" w:hAnsi="Consolas" w:cs="Consolas"/>
-          <w:sz w:val="18"/>
-          <w:szCs w:val="18"/>
-        </w:rPr>
-        <w:t>-&gt;</w:t>
-      </w:r>
-      <w:proofErr w:type="spellStart"/>
-      <w:r>
-        <w:rPr>
-          <w:rFonts w:ascii="Consolas" w:eastAsia="Consolas" w:hAnsi="Consolas" w:cs="Consolas"/>
-          <w:sz w:val="18"/>
-          <w:szCs w:val="18"/>
-        </w:rPr>
-        <w:t>loadBinary</w:t>
-      </w:r>
-      <w:proofErr w:type="spellEnd"/>
-      <w:r>
-        <w:rPr>
-          <w:rFonts w:ascii="Consolas" w:eastAsia="Consolas" w:hAnsi="Consolas" w:cs="Consolas"/>
-          <w:sz w:val="18"/>
-          <w:szCs w:val="18"/>
-        </w:rPr>
-        <w:t>(":/corrupted.dat", &amp;</w:t>
-      </w:r>
-      <w:proofErr w:type="spellStart"/>
-      <w:r>
-        <w:rPr>
-          <w:rFonts w:ascii="Consolas" w:eastAsia="Consolas" w:hAnsi="Consolas" w:cs="Consolas"/>
-          <w:sz w:val="18"/>
-          <w:szCs w:val="18"/>
-        </w:rPr>
-        <w:t>error</w:t>
-      </w:r>
-      <w:proofErr w:type="spellEnd"/>
-      <w:r>
-        <w:rPr>
-          <w:rFonts w:ascii="Consolas" w:eastAsia="Consolas" w:hAnsi="Consolas" w:cs="Consolas"/>
-          <w:sz w:val="18"/>
-          <w:szCs w:val="18"/>
-        </w:rPr>
-        <w:t>);</w:t>
-      </w:r>
-      <w:r>
-        <w:rPr>
-          <w:rFonts w:ascii="Consolas" w:eastAsia="Consolas" w:hAnsi="Consolas" w:cs="Consolas"/>
-          <w:sz w:val="18"/>
-          <w:szCs w:val="18"/>
-        </w:rPr>
-        <w:br/>
-        <w:t xml:space="preserve">    QVERIFY(!</w:t>
-      </w:r>
-      <w:proofErr w:type="spellStart"/>
-      <w:r>
-        <w:rPr>
-          <w:rFonts w:ascii="Consolas" w:eastAsia="Consolas" w:hAnsi="Consolas" w:cs="Consolas"/>
-          <w:sz w:val="18"/>
-          <w:szCs w:val="18"/>
-        </w:rPr>
-        <w:t>ok</w:t>
-      </w:r>
-      <w:proofErr w:type="spellEnd"/>
-      <w:r>
-        <w:rPr>
-          <w:rFonts w:ascii="Consolas" w:eastAsia="Consolas" w:hAnsi="Consolas" w:cs="Consolas"/>
-          <w:sz w:val="18"/>
-          <w:szCs w:val="18"/>
-        </w:rPr>
-        <w:t>);</w:t>
-      </w:r>
-      <w:r>
-        <w:rPr>
-          <w:rFonts w:ascii="Consolas" w:eastAsia="Consolas" w:hAnsi="Consolas" w:cs="Consolas"/>
-          <w:sz w:val="18"/>
-          <w:szCs w:val="18"/>
-        </w:rPr>
-        <w:br/>
-        <w:t xml:space="preserve">    QVERIFY(!</w:t>
-      </w:r>
-      <w:proofErr w:type="spellStart"/>
-      <w:r>
-        <w:rPr>
-          <w:rFonts w:ascii="Consolas" w:eastAsia="Consolas" w:hAnsi="Consolas" w:cs="Consolas"/>
-          <w:sz w:val="18"/>
-          <w:szCs w:val="18"/>
-        </w:rPr>
-        <w:t>error.isEmpty</w:t>
-      </w:r>
-      <w:proofErr w:type="spellEnd"/>
-      <w:r>
-        <w:rPr>
-          <w:rFonts w:ascii="Consolas" w:eastAsia="Consolas" w:hAnsi="Consolas" w:cs="Consolas"/>
-          <w:sz w:val="18"/>
-          <w:szCs w:val="18"/>
-        </w:rPr>
-        <w:t>());</w:t>
+        <w:t xml:space="preserve">    // повреждённый бинарный файл: неверный magic number</w:t>
+      </w:r>
+      <w:r>
+        <w:rPr>
+          <w:rFonts w:ascii="Consolas" w:eastAsia="Consolas" w:hAnsi="Consolas" w:cs="Consolas"/>
+          <w:sz w:val="18"/>
+          <w:szCs w:val="18"/>
+        </w:rPr>
+        <w:br/>
+        <w:t xml:space="preserve">    QString error;</w:t>
+      </w:r>
+      <w:r>
+        <w:rPr>
+          <w:rFonts w:ascii="Consolas" w:eastAsia="Consolas" w:hAnsi="Consolas" w:cs="Consolas"/>
+          <w:sz w:val="18"/>
+          <w:szCs w:val="18"/>
+        </w:rPr>
+        <w:br/>
+        <w:t xml:space="preserve">    bool ok = m_store-&gt;loadBinary(":/corrupted.dat", &amp;error);</w:t>
+      </w:r>
+      <w:r>
+        <w:rPr>
+          <w:rFonts w:ascii="Consolas" w:eastAsia="Consolas" w:hAnsi="Consolas" w:cs="Consolas"/>
+          <w:sz w:val="18"/>
+          <w:szCs w:val="18"/>
+        </w:rPr>
+        <w:br/>
+        <w:t xml:space="preserve">    QVERIFY(!ok);</w:t>
+      </w:r>
+      <w:r>
+        <w:rPr>
+          <w:rFonts w:ascii="Consolas" w:eastAsia="Consolas" w:hAnsi="Consolas" w:cs="Consolas"/>
+          <w:sz w:val="18"/>
+          <w:szCs w:val="18"/>
+        </w:rPr>
+        <w:br/>
+        <w:t xml:space="preserve">    QVERIFY(!error.isEmpty());</w:t>
       </w:r>
       <w:r>
         <w:rPr>
@@ -2827,79 +1335,7 @@
         <w:jc w:val="left"/>
       </w:pPr>
       <w:r>
-        <w:t xml:space="preserve">Результат прогона: 13 </w:t>
-      </w:r>
-      <w:proofErr w:type="spellStart"/>
-      <w:r>
-        <w:t>passed</w:t>
-      </w:r>
-      <w:proofErr w:type="spellEnd"/>
-      <w:r>
-        <w:t xml:space="preserve">, 0 </w:t>
-      </w:r>
-      <w:proofErr w:type="spellStart"/>
-      <w:r>
-        <w:t>failed</w:t>
-      </w:r>
-      <w:proofErr w:type="spellEnd"/>
-      <w:r>
-        <w:t xml:space="preserve"> (11 тестов + </w:t>
-      </w:r>
-      <w:proofErr w:type="spellStart"/>
-      <w:r>
-        <w:t>initTestCase</w:t>
-      </w:r>
-      <w:proofErr w:type="spellEnd"/>
-      <w:r>
-        <w:t>/</w:t>
-      </w:r>
-      <w:proofErr w:type="spellStart"/>
-      <w:r>
-        <w:t>cleanupTestCase</w:t>
-      </w:r>
-      <w:proofErr w:type="spellEnd"/>
-      <w:r>
-        <w:t xml:space="preserve">); вывод отображается в консоли </w:t>
-      </w:r>
-      <w:proofErr w:type="spellStart"/>
-      <w:r>
-        <w:t>QtTest</w:t>
-      </w:r>
-      <w:proofErr w:type="spellEnd"/>
-      <w:r>
-        <w:t xml:space="preserve"> / панели </w:t>
-      </w:r>
-      <w:proofErr w:type="spellStart"/>
-      <w:r>
-        <w:t>Test</w:t>
-      </w:r>
-      <w:proofErr w:type="spellEnd"/>
-      <w:r>
-        <w:t xml:space="preserve"> </w:t>
-      </w:r>
-      <w:proofErr w:type="spellStart"/>
-      <w:r>
-        <w:t>Results</w:t>
-      </w:r>
-      <w:proofErr w:type="spellEnd"/>
-      <w:r>
-        <w:t xml:space="preserve"> в </w:t>
-      </w:r>
-      <w:proofErr w:type="spellStart"/>
-      <w:r>
-        <w:t>Qt</w:t>
-      </w:r>
-      <w:proofErr w:type="spellEnd"/>
-      <w:r>
-        <w:t xml:space="preserve"> </w:t>
-      </w:r>
-      <w:proofErr w:type="spellStart"/>
-      <w:r>
-        <w:t>Creator</w:t>
-      </w:r>
-      <w:proofErr w:type="spellEnd"/>
-      <w:r>
-        <w:t>.</w:t>
+        <w:t>Результат прогона: 13 passed, 0 failed (11 тестов + initTestCase/cleanupTestCase); вывод отображается в консоли QtTest / панели Test Results в Qt Creator.</w:t>
       </w:r>
     </w:p>
     <w:p>
@@ -2917,67 +1353,16 @@
         <w:jc w:val="left"/>
       </w:pPr>
       <w:r>
-        <w:t xml:space="preserve">Приложение реализовано как SDI-программа на </w:t>
-      </w:r>
-      <w:proofErr w:type="spellStart"/>
-      <w:r>
-        <w:t>Qt</w:t>
-      </w:r>
-      <w:proofErr w:type="spellEnd"/>
-      <w:r>
-        <w:t xml:space="preserve"> с чётким разделением бизнес-логики (</w:t>
-      </w:r>
-      <w:proofErr w:type="spellStart"/>
-      <w:r>
-        <w:t>ProductCardStore</w:t>
-      </w:r>
-      <w:proofErr w:type="spellEnd"/>
-      <w:r>
-        <w:t>) и графического интерфейса (</w:t>
-      </w:r>
-      <w:proofErr w:type="spellStart"/>
-      <w:r>
-        <w:t>MainWindow</w:t>
-      </w:r>
-      <w:proofErr w:type="spellEnd"/>
-      <w:r>
-        <w:t xml:space="preserve">). Поддерживаются ввод и редактирование записей с </w:t>
+        <w:t xml:space="preserve">Приложение реализовано как SDI-программа на Qt с чётким разделением </w:t>
+      </w:r>
+      <w:bookmarkStart w:id="1" w:name="_GoBack"/>
+      <w:bookmarkEnd w:id="1"/>
+      <w:r>
+        <w:t xml:space="preserve">логики (ProductCardStore) и графического интерфейса (MainWindow). Поддерживаются ввод и редактирование записей с </w:t>
       </w:r>
       <w:r>
         <w:lastRenderedPageBreak/>
-        <w:t>валидацией, сохранение и загрузка данных в двух форматах — текстовом (</w:t>
-      </w:r>
-      <w:proofErr w:type="spellStart"/>
-      <w:r>
-        <w:t>QTextStream</w:t>
-      </w:r>
-      <w:proofErr w:type="spellEnd"/>
-      <w:r>
-        <w:t>) и бинарном (</w:t>
-      </w:r>
-      <w:proofErr w:type="spellStart"/>
-      <w:r>
-        <w:t>QDataStream</w:t>
-      </w:r>
-      <w:proofErr w:type="spellEnd"/>
-      <w:r>
-        <w:t xml:space="preserve">) — с корректной обработкой ошибок файлового ввода-вывода, а также дополнительные возможности: поиск, сортировка, </w:t>
-      </w:r>
-      <w:proofErr w:type="spellStart"/>
-      <w:r>
-        <w:t>QSettings</w:t>
-      </w:r>
-      <w:proofErr w:type="spellEnd"/>
-      <w:r>
-        <w:t xml:space="preserve"> и подтверждение действий пользователя. Функциональность хранилища покрыта модульными тестами </w:t>
-      </w:r>
-      <w:proofErr w:type="spellStart"/>
-      <w:r>
-        <w:t>QtTest</w:t>
-      </w:r>
-      <w:proofErr w:type="spellEnd"/>
-      <w:r>
-        <w:t>.</w:t>
+        <w:t>валидацией, сохранение и загрузка данных в двух форматах — текстовом (QTextStream) и бинарном (QDataStream) — с корректной обработкой ошибок файлового ввода-вывода, а также дополнительные возможности: поиск, сортировка, QSettings и подтверждение действий пользователя. Функциональность хранилища покрыта модульными тестами QtTest.</w:t>
       </w:r>
     </w:p>
     <w:p>
